--- a/resumes/resume.docx
+++ b/resumes/resume.docx
@@ -851,7 +851,7 @@
           <w:b/>
           <w:sz w:val="21"/>
         </w:rPr>
-        <w:t>Red Hat Certified Engineer (RHCE)</w:t>
+        <w:t>RHCE</w:t>
       </w:r>
     </w:p>
     <w:p>
@@ -883,7 +883,7 @@
           <w:b/>
           <w:sz w:val="21"/>
         </w:rPr>
-        <w:t>Red Hat Certified System Administrator (RHCSA)</w:t>
+        <w:t>RHCSA</w:t>
       </w:r>
     </w:p>
     <w:p>

--- a/resumes/resume.docx
+++ b/resumes/resume.docx
@@ -646,7 +646,7 @@
           <w:rFonts w:ascii="Arial" w:hAnsi="Arial" w:eastAsia="Arial"/>
           <w:sz w:val="20"/>
         </w:rPr>
-        <w:t>Wrote Ansible playbooks and broght all internal infrastructure under configuration management.</w:t>
+        <w:t>Wrote Ansible playbooks and brought all internal infrastructure under configuration management.</w:t>
       </w:r>
     </w:p>
     <w:p>
